--- a/lessons/4-2/downloads/reveal/teacher/4.2-session-1-prerequisite-practice-a.docx
+++ b/lessons/4-2/downloads/reveal/teacher/4.2-session-1-prerequisite-practice-a.docx
@@ -114,7 +114,7 @@
           <w:sz w:val="17"/>
           <w:szCs w:val="17"/>
         </w:rPr>
-        <w:t xml:space="preserve">Builds on Grade 4 · 4.NF.C.6</w:t>
+        <w:t xml:space="preserve">Builds on Grade 4</w:t>
       </w:r>
     </w:p>
     <w:tbl>
@@ -245,7 +245,7 @@
                 <w:sz w:val="20"/>
                 <w:szCs w:val="20"/>
               </w:rPr>
-              <w:t xml:space="preserve">You will use it in Practice Form A, problems 1 and 4.</w:t>
+              <w:t xml:space="preserve">You will use it in Practice, problems 1, 4, and 8.</w:t>
             </w:r>
           </w:p>
         </w:tc>
@@ -261,6 +261,7 @@
           <w:tab w:val="right" w:pos="9504"/>
         </w:tabs>
         <w:spacing w:before="50" w:after="36" w:line="240" w:lineRule="auto"/>
+        <w:outlineLvl w:val="1"/>
       </w:pPr>
       <w:r>
         <w:rPr>
@@ -527,6 +528,7 @@
           <w:tab w:val="right" w:pos="9504"/>
         </w:tabs>
         <w:spacing w:before="50" w:after="36" w:line="240" w:lineRule="auto"/>
+        <w:outlineLvl w:val="1"/>
       </w:pPr>
       <w:r>
         <w:rPr>
@@ -820,6 +822,7 @@
           <w:tab w:val="right" w:pos="9504"/>
         </w:tabs>
         <w:spacing w:before="50" w:after="36" w:line="240" w:lineRule="auto"/>
+        <w:outlineLvl w:val="1"/>
       </w:pPr>
       <w:r>
         <w:rPr>
@@ -866,8 +869,8 @@
           <w:rFonts w:ascii="Avenir Next" w:hAnsi="Avenir Next" w:cs="Avenir Next" w:eastAsia="Avenir Next"/>
           <w:b/>
           <w:color w:val="1A1A1A"/>
-          <w:sz w:val="22"/>
-          <w:szCs w:val="22"/>
+          <w:sz w:val="21"/>
+          <w:szCs w:val="21"/>
         </w:rPr>
         <w:t xml:space="preserve">1.</w:t>
       </w:r>
@@ -875,8 +878,8 @@
         <w:rPr>
           <w:rFonts w:ascii="Avenir Next" w:hAnsi="Avenir Next" w:cs="Avenir Next" w:eastAsia="Avenir Next"/>
           <w:color w:val="1A1A1A"/>
-          <w:sz w:val="22"/>
-          <w:szCs w:val="22"/>
+          <w:sz w:val="21"/>
+          <w:szCs w:val="21"/>
         </w:rPr>
         <w:tab/>
       </w:r>
@@ -884,8 +887,8 @@
         <w:rPr>
           <w:rFonts w:ascii="Avenir Next" w:hAnsi="Avenir Next" w:cs="Avenir Next" w:eastAsia="Avenir Next"/>
           <w:color w:val="1A1A1A"/>
-          <w:sz w:val="22"/>
-          <w:szCs w:val="22"/>
+          <w:sz w:val="21"/>
+          <w:szCs w:val="21"/>
         </w:rPr>
         <w:t xml:space="preserve">Read 0.08 as hundredths.</w:t>
       </w:r>
@@ -1071,8 +1074,8 @@
           <w:rFonts w:ascii="Avenir Next" w:hAnsi="Avenir Next" w:cs="Avenir Next" w:eastAsia="Avenir Next"/>
           <w:b/>
           <w:color w:val="1A1A1A"/>
-          <w:sz w:val="22"/>
-          <w:szCs w:val="22"/>
+          <w:sz w:val="21"/>
+          <w:szCs w:val="21"/>
         </w:rPr>
         <w:t xml:space="preserve">2.</w:t>
       </w:r>
@@ -1080,8 +1083,8 @@
         <w:rPr>
           <w:rFonts w:ascii="Avenir Next" w:hAnsi="Avenir Next" w:cs="Avenir Next" w:eastAsia="Avenir Next"/>
           <w:color w:val="1A1A1A"/>
-          <w:sz w:val="22"/>
-          <w:szCs w:val="22"/>
+          <w:sz w:val="21"/>
+          <w:szCs w:val="21"/>
         </w:rPr>
         <w:tab/>
       </w:r>
@@ -1089,8 +1092,8 @@
         <w:rPr>
           <w:rFonts w:ascii="Avenir Next" w:hAnsi="Avenir Next" w:cs="Avenir Next" w:eastAsia="Avenir Next"/>
           <w:color w:val="1A1A1A"/>
-          <w:sz w:val="22"/>
-          <w:szCs w:val="22"/>
+          <w:sz w:val="21"/>
+          <w:szCs w:val="21"/>
         </w:rPr>
         <w:t xml:space="preserve">Read 0.4 as hundredths.</w:t>
       </w:r>
@@ -1272,6 +1275,7 @@
           <w:tab w:val="right" w:pos="9504"/>
         </w:tabs>
         <w:spacing w:before="50" w:after="36" w:line="240" w:lineRule="auto"/>
+        <w:outlineLvl w:val="1"/>
       </w:pPr>
       <w:r>
         <w:rPr>
@@ -1356,8 +1360,8 @@
                 <w:rFonts w:ascii="Avenir Next" w:hAnsi="Avenir Next" w:cs="Avenir Next" w:eastAsia="Avenir Next"/>
                 <w:b/>
                 <w:color w:val="1A1A1A"/>
-                <w:sz w:val="22"/>
-                <w:szCs w:val="22"/>
+                <w:sz w:val="21"/>
+                <w:szCs w:val="21"/>
               </w:rPr>
               <w:t xml:space="preserve">3.</w:t>
             </w:r>
@@ -1365,8 +1369,8 @@
               <w:rPr>
                 <w:rFonts w:ascii="Avenir Next" w:hAnsi="Avenir Next" w:cs="Avenir Next" w:eastAsia="Avenir Next"/>
                 <w:color w:val="1A1A1A"/>
-                <w:sz w:val="22"/>
-                <w:szCs w:val="22"/>
+                <w:sz w:val="21"/>
+                <w:szCs w:val="21"/>
               </w:rPr>
               <w:tab/>
             </w:r>
@@ -1374,8 +1378,8 @@
               <w:rPr>
                 <w:rFonts w:ascii="Avenir Next" w:hAnsi="Avenir Next" w:cs="Avenir Next" w:eastAsia="Avenir Next"/>
                 <w:color w:val="1A1A1A"/>
-                <w:sz w:val="22"/>
-                <w:szCs w:val="22"/>
+                <w:sz w:val="21"/>
+                <w:szCs w:val="21"/>
               </w:rPr>
               <w:t xml:space="preserve">Write each decimal as hundredths.</w:t>
             </w:r>
@@ -1430,8 +1434,8 @@
                       <w:rFonts w:ascii="Avenir Next" w:hAnsi="Avenir Next" w:cs="Avenir Next" w:eastAsia="Avenir Next"/>
                       <w:b/>
                       <w:color w:val="003A70"/>
-                      <w:sz w:val="22"/>
-                      <w:szCs w:val="22"/>
+                      <w:sz w:val="21"/>
+                      <w:szCs w:val="21"/>
                     </w:rPr>
                     <w:t xml:space="preserve">a.</w:t>
                   </w:r>
@@ -1439,8 +1443,8 @@
                     <w:rPr>
                       <w:rFonts w:ascii="Avenir Next" w:hAnsi="Avenir Next" w:cs="Avenir Next" w:eastAsia="Avenir Next"/>
                       <w:color w:val="1A1A1A"/>
-                      <w:sz w:val="22"/>
-                      <w:szCs w:val="22"/>
+                      <w:sz w:val="21"/>
+                      <w:szCs w:val="21"/>
                     </w:rPr>
                     <w:tab/>
                   </w:r>
@@ -1448,8 +1452,8 @@
                     <w:rPr>
                       <w:rFonts w:ascii="Avenir Next" w:hAnsi="Avenir Next" w:cs="Avenir Next" w:eastAsia="Avenir Next"/>
                       <w:color w:val="1A1A1A"/>
-                      <w:sz w:val="22"/>
-                      <w:szCs w:val="22"/>
+                      <w:sz w:val="21"/>
+                      <w:szCs w:val="21"/>
                     </w:rPr>
                     <w:t xml:space="preserve">0.3 =</w:t>
                   </w:r>
@@ -1457,8 +1461,8 @@
                     <w:rPr>
                       <w:rFonts w:ascii="Avenir Next" w:hAnsi="Avenir Next" w:cs="Avenir Next" w:eastAsia="Avenir Next"/>
                       <w:color w:val="1A1A1A"/>
-                      <w:sz w:val="22"/>
-                      <w:szCs w:val="22"/>
+                      <w:sz w:val="21"/>
+                      <w:szCs w:val="21"/>
                     </w:rPr>
                     <w:t xml:space="preserve">  </w:t>
                   </w:r>
@@ -1466,8 +1470,8 @@
                     <w:rPr>
                       <w:rFonts w:ascii="Avenir Next" w:hAnsi="Avenir Next" w:cs="Avenir Next" w:eastAsia="Avenir Next"/>
                       <w:color w:val="1A1A1A"/>
-                      <w:sz w:val="22"/>
-                      <w:szCs w:val="22"/>
+                      <w:sz w:val="21"/>
+                      <w:szCs w:val="21"/>
                       <w:u w:val="single"/>
                     </w:rPr>
                     <w:t xml:space="preserve">     </w:t>
@@ -1476,8 +1480,8 @@
                     <w:rPr>
                       <w:rFonts w:ascii="Avenir Next" w:hAnsi="Avenir Next" w:cs="Avenir Next" w:eastAsia="Avenir Next"/>
                       <w:color w:val="1A1A1A"/>
-                      <w:sz w:val="22"/>
-                      <w:szCs w:val="22"/>
+                      <w:sz w:val="21"/>
+                      <w:szCs w:val="21"/>
                     </w:rPr>
                     <w:t xml:space="preserve"> hundredths</w:t>
                   </w:r>
@@ -1501,8 +1505,8 @@
                       <w:rFonts w:ascii="Avenir Next" w:hAnsi="Avenir Next" w:cs="Avenir Next" w:eastAsia="Avenir Next"/>
                       <w:b/>
                       <w:color w:val="003A70"/>
-                      <w:sz w:val="22"/>
-                      <w:szCs w:val="22"/>
+                      <w:sz w:val="21"/>
+                      <w:szCs w:val="21"/>
                     </w:rPr>
                     <w:t xml:space="preserve">b.</w:t>
                   </w:r>
@@ -1510,8 +1514,8 @@
                     <w:rPr>
                       <w:rFonts w:ascii="Avenir Next" w:hAnsi="Avenir Next" w:cs="Avenir Next" w:eastAsia="Avenir Next"/>
                       <w:color w:val="1A1A1A"/>
-                      <w:sz w:val="22"/>
-                      <w:szCs w:val="22"/>
+                      <w:sz w:val="21"/>
+                      <w:szCs w:val="21"/>
                     </w:rPr>
                     <w:tab/>
                   </w:r>
@@ -1519,8 +1523,8 @@
                     <w:rPr>
                       <w:rFonts w:ascii="Avenir Next" w:hAnsi="Avenir Next" w:cs="Avenir Next" w:eastAsia="Avenir Next"/>
                       <w:color w:val="1A1A1A"/>
-                      <w:sz w:val="22"/>
-                      <w:szCs w:val="22"/>
+                      <w:sz w:val="21"/>
+                      <w:szCs w:val="21"/>
                     </w:rPr>
                     <w:t xml:space="preserve">0.05 =</w:t>
                   </w:r>
@@ -1528,8 +1532,8 @@
                     <w:rPr>
                       <w:rFonts w:ascii="Avenir Next" w:hAnsi="Avenir Next" w:cs="Avenir Next" w:eastAsia="Avenir Next"/>
                       <w:color w:val="1A1A1A"/>
-                      <w:sz w:val="22"/>
-                      <w:szCs w:val="22"/>
+                      <w:sz w:val="21"/>
+                      <w:szCs w:val="21"/>
                     </w:rPr>
                     <w:t xml:space="preserve">  </w:t>
                   </w:r>
@@ -1537,8 +1541,8 @@
                     <w:rPr>
                       <w:rFonts w:ascii="Avenir Next" w:hAnsi="Avenir Next" w:cs="Avenir Next" w:eastAsia="Avenir Next"/>
                       <w:color w:val="1A1A1A"/>
-                      <w:sz w:val="22"/>
-                      <w:szCs w:val="22"/>
+                      <w:sz w:val="21"/>
+                      <w:szCs w:val="21"/>
                       <w:u w:val="single"/>
                     </w:rPr>
                     <w:t xml:space="preserve">     </w:t>
@@ -1547,8 +1551,8 @@
                     <w:rPr>
                       <w:rFonts w:ascii="Avenir Next" w:hAnsi="Avenir Next" w:cs="Avenir Next" w:eastAsia="Avenir Next"/>
                       <w:color w:val="1A1A1A"/>
-                      <w:sz w:val="22"/>
-                      <w:szCs w:val="22"/>
+                      <w:sz w:val="21"/>
+                      <w:szCs w:val="21"/>
                     </w:rPr>
                     <w:t xml:space="preserve"> hundredths</w:t>
                   </w:r>
@@ -1572,8 +1576,8 @@
                       <w:rFonts w:ascii="Avenir Next" w:hAnsi="Avenir Next" w:cs="Avenir Next" w:eastAsia="Avenir Next"/>
                       <w:b/>
                       <w:color w:val="003A70"/>
-                      <w:sz w:val="22"/>
-                      <w:szCs w:val="22"/>
+                      <w:sz w:val="21"/>
+                      <w:szCs w:val="21"/>
                     </w:rPr>
                     <w:t xml:space="preserve">c.</w:t>
                   </w:r>
@@ -1581,8 +1585,8 @@
                     <w:rPr>
                       <w:rFonts w:ascii="Avenir Next" w:hAnsi="Avenir Next" w:cs="Avenir Next" w:eastAsia="Avenir Next"/>
                       <w:color w:val="1A1A1A"/>
-                      <w:sz w:val="22"/>
-                      <w:szCs w:val="22"/>
+                      <w:sz w:val="21"/>
+                      <w:szCs w:val="21"/>
                     </w:rPr>
                     <w:tab/>
                   </w:r>
@@ -1590,8 +1594,8 @@
                     <w:rPr>
                       <w:rFonts w:ascii="Avenir Next" w:hAnsi="Avenir Next" w:cs="Avenir Next" w:eastAsia="Avenir Next"/>
                       <w:color w:val="1A1A1A"/>
-                      <w:sz w:val="22"/>
-                      <w:szCs w:val="22"/>
+                      <w:sz w:val="21"/>
+                      <w:szCs w:val="21"/>
                     </w:rPr>
                     <w:t xml:space="preserve">0.25 =</w:t>
                   </w:r>
@@ -1599,8 +1603,8 @@
                     <w:rPr>
                       <w:rFonts w:ascii="Avenir Next" w:hAnsi="Avenir Next" w:cs="Avenir Next" w:eastAsia="Avenir Next"/>
                       <w:color w:val="1A1A1A"/>
-                      <w:sz w:val="22"/>
-                      <w:szCs w:val="22"/>
+                      <w:sz w:val="21"/>
+                      <w:szCs w:val="21"/>
                     </w:rPr>
                     <w:t xml:space="preserve">  </w:t>
                   </w:r>
@@ -1608,8 +1612,8 @@
                     <w:rPr>
                       <w:rFonts w:ascii="Avenir Next" w:hAnsi="Avenir Next" w:cs="Avenir Next" w:eastAsia="Avenir Next"/>
                       <w:color w:val="1A1A1A"/>
-                      <w:sz w:val="22"/>
-                      <w:szCs w:val="22"/>
+                      <w:sz w:val="21"/>
+                      <w:szCs w:val="21"/>
                       <w:u w:val="single"/>
                     </w:rPr>
                     <w:t xml:space="preserve">     </w:t>
@@ -1618,8 +1622,8 @@
                     <w:rPr>
                       <w:rFonts w:ascii="Avenir Next" w:hAnsi="Avenir Next" w:cs="Avenir Next" w:eastAsia="Avenir Next"/>
                       <w:color w:val="1A1A1A"/>
-                      <w:sz w:val="22"/>
-                      <w:szCs w:val="22"/>
+                      <w:sz w:val="21"/>
+                      <w:szCs w:val="21"/>
                     </w:rPr>
                     <w:t xml:space="preserve"> hundredths</w:t>
                   </w:r>
@@ -1649,8 +1653,8 @@
                       <w:rFonts w:ascii="Avenir Next" w:hAnsi="Avenir Next" w:cs="Avenir Next" w:eastAsia="Avenir Next"/>
                       <w:b/>
                       <w:color w:val="003A70"/>
-                      <w:sz w:val="22"/>
-                      <w:szCs w:val="22"/>
+                      <w:sz w:val="21"/>
+                      <w:szCs w:val="21"/>
                     </w:rPr>
                     <w:t xml:space="preserve">d.</w:t>
                   </w:r>
@@ -1658,8 +1662,8 @@
                     <w:rPr>
                       <w:rFonts w:ascii="Avenir Next" w:hAnsi="Avenir Next" w:cs="Avenir Next" w:eastAsia="Avenir Next"/>
                       <w:color w:val="1A1A1A"/>
-                      <w:sz w:val="22"/>
-                      <w:szCs w:val="22"/>
+                      <w:sz w:val="21"/>
+                      <w:szCs w:val="21"/>
                     </w:rPr>
                     <w:tab/>
                   </w:r>
@@ -1667,8 +1671,8 @@
                     <w:rPr>
                       <w:rFonts w:ascii="Avenir Next" w:hAnsi="Avenir Next" w:cs="Avenir Next" w:eastAsia="Avenir Next"/>
                       <w:color w:val="1A1A1A"/>
-                      <w:sz w:val="22"/>
-                      <w:szCs w:val="22"/>
+                      <w:sz w:val="21"/>
+                      <w:szCs w:val="21"/>
                     </w:rPr>
                     <w:t xml:space="preserve">0.9 =</w:t>
                   </w:r>
@@ -1676,8 +1680,8 @@
                     <w:rPr>
                       <w:rFonts w:ascii="Avenir Next" w:hAnsi="Avenir Next" w:cs="Avenir Next" w:eastAsia="Avenir Next"/>
                       <w:color w:val="1A1A1A"/>
-                      <w:sz w:val="22"/>
-                      <w:szCs w:val="22"/>
+                      <w:sz w:val="21"/>
+                      <w:szCs w:val="21"/>
                     </w:rPr>
                     <w:t xml:space="preserve">  </w:t>
                   </w:r>
@@ -1685,8 +1689,8 @@
                     <w:rPr>
                       <w:rFonts w:ascii="Avenir Next" w:hAnsi="Avenir Next" w:cs="Avenir Next" w:eastAsia="Avenir Next"/>
                       <w:color w:val="1A1A1A"/>
-                      <w:sz w:val="22"/>
-                      <w:szCs w:val="22"/>
+                      <w:sz w:val="21"/>
+                      <w:szCs w:val="21"/>
                       <w:u w:val="single"/>
                     </w:rPr>
                     <w:t xml:space="preserve">     </w:t>
@@ -1695,8 +1699,8 @@
                     <w:rPr>
                       <w:rFonts w:ascii="Avenir Next" w:hAnsi="Avenir Next" w:cs="Avenir Next" w:eastAsia="Avenir Next"/>
                       <w:color w:val="1A1A1A"/>
-                      <w:sz w:val="22"/>
-                      <w:szCs w:val="22"/>
+                      <w:sz w:val="21"/>
+                      <w:szCs w:val="21"/>
                     </w:rPr>
                     <w:t xml:space="preserve"> hundredths</w:t>
                   </w:r>
@@ -1720,8 +1724,8 @@
                       <w:rFonts w:ascii="Avenir Next" w:hAnsi="Avenir Next" w:cs="Avenir Next" w:eastAsia="Avenir Next"/>
                       <w:b/>
                       <w:color w:val="003A70"/>
-                      <w:sz w:val="22"/>
-                      <w:szCs w:val="22"/>
+                      <w:sz w:val="21"/>
+                      <w:szCs w:val="21"/>
                     </w:rPr>
                     <w:t xml:space="preserve">e.</w:t>
                   </w:r>
@@ -1729,8 +1733,8 @@
                     <w:rPr>
                       <w:rFonts w:ascii="Avenir Next" w:hAnsi="Avenir Next" w:cs="Avenir Next" w:eastAsia="Avenir Next"/>
                       <w:color w:val="1A1A1A"/>
-                      <w:sz w:val="22"/>
-                      <w:szCs w:val="22"/>
+                      <w:sz w:val="21"/>
+                      <w:szCs w:val="21"/>
                     </w:rPr>
                     <w:tab/>
                   </w:r>
@@ -1738,8 +1742,8 @@
                     <w:rPr>
                       <w:rFonts w:ascii="Avenir Next" w:hAnsi="Avenir Next" w:cs="Avenir Next" w:eastAsia="Avenir Next"/>
                       <w:color w:val="1A1A1A"/>
-                      <w:sz w:val="22"/>
-                      <w:szCs w:val="22"/>
+                      <w:sz w:val="21"/>
+                      <w:szCs w:val="21"/>
                     </w:rPr>
                     <w:t xml:space="preserve">0.72 =</w:t>
                   </w:r>
@@ -1747,8 +1751,8 @@
                     <w:rPr>
                       <w:rFonts w:ascii="Avenir Next" w:hAnsi="Avenir Next" w:cs="Avenir Next" w:eastAsia="Avenir Next"/>
                       <w:color w:val="1A1A1A"/>
-                      <w:sz w:val="22"/>
-                      <w:szCs w:val="22"/>
+                      <w:sz w:val="21"/>
+                      <w:szCs w:val="21"/>
                     </w:rPr>
                     <w:t xml:space="preserve">  </w:t>
                   </w:r>
@@ -1756,8 +1760,8 @@
                     <w:rPr>
                       <w:rFonts w:ascii="Avenir Next" w:hAnsi="Avenir Next" w:cs="Avenir Next" w:eastAsia="Avenir Next"/>
                       <w:color w:val="1A1A1A"/>
-                      <w:sz w:val="22"/>
-                      <w:szCs w:val="22"/>
+                      <w:sz w:val="21"/>
+                      <w:szCs w:val="21"/>
                       <w:u w:val="single"/>
                     </w:rPr>
                     <w:t xml:space="preserve">     </w:t>
@@ -1766,8 +1770,8 @@
                     <w:rPr>
                       <w:rFonts w:ascii="Avenir Next" w:hAnsi="Avenir Next" w:cs="Avenir Next" w:eastAsia="Avenir Next"/>
                       <w:color w:val="1A1A1A"/>
-                      <w:sz w:val="22"/>
-                      <w:szCs w:val="22"/>
+                      <w:sz w:val="21"/>
+                      <w:szCs w:val="21"/>
                     </w:rPr>
                     <w:t xml:space="preserve"> hundredths</w:t>
                   </w:r>
@@ -1791,8 +1795,8 @@
                       <w:rFonts w:ascii="Avenir Next" w:hAnsi="Avenir Next" w:cs="Avenir Next" w:eastAsia="Avenir Next"/>
                       <w:b/>
                       <w:color w:val="003A70"/>
-                      <w:sz w:val="22"/>
-                      <w:szCs w:val="22"/>
+                      <w:sz w:val="21"/>
+                      <w:szCs w:val="21"/>
                     </w:rPr>
                     <w:t xml:space="preserve">f.</w:t>
                   </w:r>
@@ -1800,8 +1804,8 @@
                     <w:rPr>
                       <w:rFonts w:ascii="Avenir Next" w:hAnsi="Avenir Next" w:cs="Avenir Next" w:eastAsia="Avenir Next"/>
                       <w:color w:val="1A1A1A"/>
-                      <w:sz w:val="22"/>
-                      <w:szCs w:val="22"/>
+                      <w:sz w:val="21"/>
+                      <w:szCs w:val="21"/>
                     </w:rPr>
                     <w:tab/>
                   </w:r>
@@ -1809,8 +1813,8 @@
                     <w:rPr>
                       <w:rFonts w:ascii="Avenir Next" w:hAnsi="Avenir Next" w:cs="Avenir Next" w:eastAsia="Avenir Next"/>
                       <w:color w:val="1A1A1A"/>
-                      <w:sz w:val="22"/>
-                      <w:szCs w:val="22"/>
+                      <w:sz w:val="21"/>
+                      <w:szCs w:val="21"/>
                     </w:rPr>
                     <w:t xml:space="preserve">0.01 =</w:t>
                   </w:r>
@@ -1818,8 +1822,8 @@
                     <w:rPr>
                       <w:rFonts w:ascii="Avenir Next" w:hAnsi="Avenir Next" w:cs="Avenir Next" w:eastAsia="Avenir Next"/>
                       <w:color w:val="1A1A1A"/>
-                      <w:sz w:val="22"/>
-                      <w:szCs w:val="22"/>
+                      <w:sz w:val="21"/>
+                      <w:szCs w:val="21"/>
                     </w:rPr>
                     <w:t xml:space="preserve">  </w:t>
                   </w:r>
@@ -1827,8 +1831,8 @@
                     <w:rPr>
                       <w:rFonts w:ascii="Avenir Next" w:hAnsi="Avenir Next" w:cs="Avenir Next" w:eastAsia="Avenir Next"/>
                       <w:color w:val="1A1A1A"/>
-                      <w:sz w:val="22"/>
-                      <w:szCs w:val="22"/>
+                      <w:sz w:val="21"/>
+                      <w:szCs w:val="21"/>
                       <w:u w:val="single"/>
                     </w:rPr>
                     <w:t xml:space="preserve">     </w:t>
@@ -1837,8 +1841,8 @@
                     <w:rPr>
                       <w:rFonts w:ascii="Avenir Next" w:hAnsi="Avenir Next" w:cs="Avenir Next" w:eastAsia="Avenir Next"/>
                       <w:color w:val="1A1A1A"/>
-                      <w:sz w:val="22"/>
-                      <w:szCs w:val="22"/>
+                      <w:sz w:val="21"/>
+                      <w:szCs w:val="21"/>
                     </w:rPr>
                     <w:t xml:space="preserve"> hundredths</w:t>
                   </w:r>
@@ -1908,7 +1912,7 @@
           <w:sz w:val="17"/>
           <w:szCs w:val="17"/>
         </w:rPr>
-        <w:t xml:space="preserve">Builds on Grade 4 · 4.NF.A.1</w:t>
+        <w:t xml:space="preserve">Builds on Grade 4</w:t>
       </w:r>
     </w:p>
     <w:tbl>
@@ -2039,7 +2043,7 @@
                 <w:sz w:val="20"/>
                 <w:szCs w:val="20"/>
               </w:rPr>
-              <w:t xml:space="preserve">You will use it in Practice Form A, problems 3 and 7.</w:t>
+              <w:t xml:space="preserve">You will use it in Practice, problems 2, 3, 5, and 7.</w:t>
             </w:r>
           </w:p>
         </w:tc>
@@ -2055,6 +2059,7 @@
           <w:tab w:val="right" w:pos="9504"/>
         </w:tabs>
         <w:spacing w:before="50" w:after="36" w:line="240" w:lineRule="auto"/>
+        <w:outlineLvl w:val="1"/>
       </w:pPr>
       <w:r>
         <w:rPr>
@@ -2303,6 +2308,7 @@
           <w:tab w:val="right" w:pos="9504"/>
         </w:tabs>
         <w:spacing w:before="50" w:after="36" w:line="240" w:lineRule="auto"/>
+        <w:outlineLvl w:val="1"/>
       </w:pPr>
       <w:r>
         <w:rPr>
@@ -2509,6 +2515,7 @@
           <w:tab w:val="right" w:pos="9504"/>
         </w:tabs>
         <w:spacing w:before="50" w:after="36" w:line="240" w:lineRule="auto"/>
+        <w:outlineLvl w:val="1"/>
       </w:pPr>
       <w:r>
         <w:rPr>
@@ -2555,8 +2562,8 @@
           <w:rFonts w:ascii="Avenir Next" w:hAnsi="Avenir Next" w:cs="Avenir Next" w:eastAsia="Avenir Next"/>
           <w:b/>
           <w:color w:val="1A1A1A"/>
-          <w:sz w:val="22"/>
-          <w:szCs w:val="22"/>
+          <w:sz w:val="21"/>
+          <w:szCs w:val="21"/>
         </w:rPr>
         <w:t xml:space="preserve">4.</w:t>
       </w:r>
@@ -2564,8 +2571,8 @@
         <w:rPr>
           <w:rFonts w:ascii="Avenir Next" w:hAnsi="Avenir Next" w:cs="Avenir Next" w:eastAsia="Avenir Next"/>
           <w:color w:val="1A1A1A"/>
-          <w:sz w:val="22"/>
-          <w:szCs w:val="22"/>
+          <w:sz w:val="21"/>
+          <w:szCs w:val="21"/>
         </w:rPr>
         <w:tab/>
       </w:r>
@@ -2573,8 +2580,8 @@
         <w:rPr>
           <w:rFonts w:ascii="Avenir Next" w:hAnsi="Avenir Next" w:cs="Avenir Next" w:eastAsia="Avenir Next"/>
           <w:color w:val="1A1A1A"/>
-          <w:sz w:val="22"/>
-          <w:szCs w:val="22"/>
+          <w:sz w:val="21"/>
+          <w:szCs w:val="21"/>
         </w:rPr>
         <w:t xml:space="preserve">Simplify 45/100.</w:t>
       </w:r>
@@ -2662,7 +2669,7 @@
           <w:sz w:val="21"/>
           <w:szCs w:val="21"/>
         </w:rPr>
-        <w:t xml:space="preserve">45 ÷ 5 = </w:t>
+        <w:t xml:space="preserve">45 ÷ </w:t>
       </w:r>
       <w:r>
         <w:rPr>
@@ -2681,7 +2688,45 @@
           <w:sz w:val="21"/>
           <w:szCs w:val="21"/>
         </w:rPr>
-        <w:t xml:space="preserve"> and 100 ÷ 5 = </w:t>
+        <w:t xml:space="preserve"> = </w:t>
+      </w:r>
+      <w:r>
+        <w:rPr>
+          <w:rFonts w:ascii="Avenir Next" w:hAnsi="Avenir Next" w:cs="Avenir Next" w:eastAsia="Avenir Next"/>
+          <w:color w:val="1A1A1A"/>
+          <w:sz w:val="21"/>
+          <w:szCs w:val="21"/>
+          <w:u w:val="single"/>
+        </w:rPr>
+        <w:t xml:space="preserve">                </w:t>
+      </w:r>
+      <w:r>
+        <w:rPr>
+          <w:rFonts w:ascii="Avenir Next" w:hAnsi="Avenir Next" w:cs="Avenir Next" w:eastAsia="Avenir Next"/>
+          <w:color w:val="1A1A1A"/>
+          <w:sz w:val="21"/>
+          <w:szCs w:val="21"/>
+        </w:rPr>
+        <w:t xml:space="preserve"> and 100 ÷ </w:t>
+      </w:r>
+      <w:r>
+        <w:rPr>
+          <w:rFonts w:ascii="Avenir Next" w:hAnsi="Avenir Next" w:cs="Avenir Next" w:eastAsia="Avenir Next"/>
+          <w:color w:val="1A1A1A"/>
+          <w:sz w:val="21"/>
+          <w:szCs w:val="21"/>
+          <w:u w:val="single"/>
+        </w:rPr>
+        <w:t xml:space="preserve">                </w:t>
+      </w:r>
+      <w:r>
+        <w:rPr>
+          <w:rFonts w:ascii="Avenir Next" w:hAnsi="Avenir Next" w:cs="Avenir Next" w:eastAsia="Avenir Next"/>
+          <w:color w:val="1A1A1A"/>
+          <w:sz w:val="21"/>
+          <w:szCs w:val="21"/>
+        </w:rPr>
+        <w:t xml:space="preserve"> = </w:t>
       </w:r>
       <w:r>
         <w:rPr>
@@ -2738,7 +2783,45 @@
           <w:sz w:val="21"/>
           <w:szCs w:val="21"/>
         </w:rPr>
-        <w:t xml:space="preserve">Only 1 divides 9 and 20. Simplest form: </w:t>
+        <w:t xml:space="preserve">Only 1 divides </w:t>
+      </w:r>
+      <w:r>
+        <w:rPr>
+          <w:rFonts w:ascii="Avenir Next" w:hAnsi="Avenir Next" w:cs="Avenir Next" w:eastAsia="Avenir Next"/>
+          <w:color w:val="1A1A1A"/>
+          <w:sz w:val="21"/>
+          <w:szCs w:val="21"/>
+          <w:u w:val="single"/>
+        </w:rPr>
+        <w:t xml:space="preserve">                </w:t>
+      </w:r>
+      <w:r>
+        <w:rPr>
+          <w:rFonts w:ascii="Avenir Next" w:hAnsi="Avenir Next" w:cs="Avenir Next" w:eastAsia="Avenir Next"/>
+          <w:color w:val="1A1A1A"/>
+          <w:sz w:val="21"/>
+          <w:szCs w:val="21"/>
+        </w:rPr>
+        <w:t xml:space="preserve"> and </w:t>
+      </w:r>
+      <w:r>
+        <w:rPr>
+          <w:rFonts w:ascii="Avenir Next" w:hAnsi="Avenir Next" w:cs="Avenir Next" w:eastAsia="Avenir Next"/>
+          <w:color w:val="1A1A1A"/>
+          <w:sz w:val="21"/>
+          <w:szCs w:val="21"/>
+          <w:u w:val="single"/>
+        </w:rPr>
+        <w:t xml:space="preserve">                </w:t>
+      </w:r>
+      <w:r>
+        <w:rPr>
+          <w:rFonts w:ascii="Avenir Next" w:hAnsi="Avenir Next" w:cs="Avenir Next" w:eastAsia="Avenir Next"/>
+          <w:color w:val="1A1A1A"/>
+          <w:sz w:val="21"/>
+          <w:szCs w:val="21"/>
+        </w:rPr>
+        <w:t xml:space="preserve">. Simplest form: </w:t>
       </w:r>
       <w:r>
         <w:rPr>
@@ -2779,8 +2862,8 @@
           <w:rFonts w:ascii="Avenir Next" w:hAnsi="Avenir Next" w:cs="Avenir Next" w:eastAsia="Avenir Next"/>
           <w:b/>
           <w:color w:val="1A1A1A"/>
-          <w:sz w:val="22"/>
-          <w:szCs w:val="22"/>
+          <w:sz w:val="21"/>
+          <w:szCs w:val="21"/>
         </w:rPr>
         <w:t xml:space="preserve">5.</w:t>
       </w:r>
@@ -2788,8 +2871,8 @@
         <w:rPr>
           <w:rFonts w:ascii="Avenir Next" w:hAnsi="Avenir Next" w:cs="Avenir Next" w:eastAsia="Avenir Next"/>
           <w:color w:val="1A1A1A"/>
-          <w:sz w:val="22"/>
-          <w:szCs w:val="22"/>
+          <w:sz w:val="21"/>
+          <w:szCs w:val="21"/>
         </w:rPr>
         <w:tab/>
       </w:r>
@@ -2797,8 +2880,8 @@
         <w:rPr>
           <w:rFonts w:ascii="Avenir Next" w:hAnsi="Avenir Next" w:cs="Avenir Next" w:eastAsia="Avenir Next"/>
           <w:color w:val="1A1A1A"/>
-          <w:sz w:val="22"/>
-          <w:szCs w:val="22"/>
+          <w:sz w:val="21"/>
+          <w:szCs w:val="21"/>
         </w:rPr>
         <w:t xml:space="preserve">Simplify 8/12.</w:t>
       </w:r>
@@ -2886,7 +2969,7 @@
           <w:sz w:val="21"/>
           <w:szCs w:val="21"/>
         </w:rPr>
-        <w:t xml:space="preserve">8 ÷ 4 = </w:t>
+        <w:t xml:space="preserve">8 ÷ </w:t>
       </w:r>
       <w:r>
         <w:rPr>
@@ -2905,7 +2988,45 @@
           <w:sz w:val="21"/>
           <w:szCs w:val="21"/>
         </w:rPr>
-        <w:t xml:space="preserve"> and 12 ÷ 4 = </w:t>
+        <w:t xml:space="preserve"> = </w:t>
+      </w:r>
+      <w:r>
+        <w:rPr>
+          <w:rFonts w:ascii="Avenir Next" w:hAnsi="Avenir Next" w:cs="Avenir Next" w:eastAsia="Avenir Next"/>
+          <w:color w:val="1A1A1A"/>
+          <w:sz w:val="21"/>
+          <w:szCs w:val="21"/>
+          <w:u w:val="single"/>
+        </w:rPr>
+        <w:t xml:space="preserve">                </w:t>
+      </w:r>
+      <w:r>
+        <w:rPr>
+          <w:rFonts w:ascii="Avenir Next" w:hAnsi="Avenir Next" w:cs="Avenir Next" w:eastAsia="Avenir Next"/>
+          <w:color w:val="1A1A1A"/>
+          <w:sz w:val="21"/>
+          <w:szCs w:val="21"/>
+        </w:rPr>
+        <w:t xml:space="preserve"> and 12 ÷ </w:t>
+      </w:r>
+      <w:r>
+        <w:rPr>
+          <w:rFonts w:ascii="Avenir Next" w:hAnsi="Avenir Next" w:cs="Avenir Next" w:eastAsia="Avenir Next"/>
+          <w:color w:val="1A1A1A"/>
+          <w:sz w:val="21"/>
+          <w:szCs w:val="21"/>
+          <w:u w:val="single"/>
+        </w:rPr>
+        <w:t xml:space="preserve">                </w:t>
+      </w:r>
+      <w:r>
+        <w:rPr>
+          <w:rFonts w:ascii="Avenir Next" w:hAnsi="Avenir Next" w:cs="Avenir Next" w:eastAsia="Avenir Next"/>
+          <w:color w:val="1A1A1A"/>
+          <w:sz w:val="21"/>
+          <w:szCs w:val="21"/>
+        </w:rPr>
+        <w:t xml:space="preserve"> = </w:t>
       </w:r>
       <w:r>
         <w:rPr>
@@ -2962,7 +3083,45 @@
           <w:sz w:val="21"/>
           <w:szCs w:val="21"/>
         </w:rPr>
-        <w:t xml:space="preserve">Only 1 divides 2 and 3. Simplest form: </w:t>
+        <w:t xml:space="preserve">Only 1 divides </w:t>
+      </w:r>
+      <w:r>
+        <w:rPr>
+          <w:rFonts w:ascii="Avenir Next" w:hAnsi="Avenir Next" w:cs="Avenir Next" w:eastAsia="Avenir Next"/>
+          <w:color w:val="1A1A1A"/>
+          <w:sz w:val="21"/>
+          <w:szCs w:val="21"/>
+          <w:u w:val="single"/>
+        </w:rPr>
+        <w:t xml:space="preserve">                </w:t>
+      </w:r>
+      <w:r>
+        <w:rPr>
+          <w:rFonts w:ascii="Avenir Next" w:hAnsi="Avenir Next" w:cs="Avenir Next" w:eastAsia="Avenir Next"/>
+          <w:color w:val="1A1A1A"/>
+          <w:sz w:val="21"/>
+          <w:szCs w:val="21"/>
+        </w:rPr>
+        <w:t xml:space="preserve"> and </w:t>
+      </w:r>
+      <w:r>
+        <w:rPr>
+          <w:rFonts w:ascii="Avenir Next" w:hAnsi="Avenir Next" w:cs="Avenir Next" w:eastAsia="Avenir Next"/>
+          <w:color w:val="1A1A1A"/>
+          <w:sz w:val="21"/>
+          <w:szCs w:val="21"/>
+          <w:u w:val="single"/>
+        </w:rPr>
+        <w:t xml:space="preserve">                </w:t>
+      </w:r>
+      <w:r>
+        <w:rPr>
+          <w:rFonts w:ascii="Avenir Next" w:hAnsi="Avenir Next" w:cs="Avenir Next" w:eastAsia="Avenir Next"/>
+          <w:color w:val="1A1A1A"/>
+          <w:sz w:val="21"/>
+          <w:szCs w:val="21"/>
+        </w:rPr>
+        <w:t xml:space="preserve">. Simplest form: </w:t>
       </w:r>
       <w:r>
         <w:rPr>
@@ -2999,6 +3158,7 @@
           <w:tab w:val="right" w:pos="9504"/>
         </w:tabs>
         <w:spacing w:before="50" w:after="36" w:line="240" w:lineRule="auto"/>
+        <w:outlineLvl w:val="1"/>
       </w:pPr>
       <w:r>
         <w:rPr>
@@ -3083,8 +3243,8 @@
                 <w:rFonts w:ascii="Avenir Next" w:hAnsi="Avenir Next" w:cs="Avenir Next" w:eastAsia="Avenir Next"/>
                 <w:b/>
                 <w:color w:val="1A1A1A"/>
-                <w:sz w:val="22"/>
-                <w:szCs w:val="22"/>
+                <w:sz w:val="21"/>
+                <w:szCs w:val="21"/>
               </w:rPr>
               <w:t xml:space="preserve">6.</w:t>
             </w:r>
@@ -3092,8 +3252,8 @@
               <w:rPr>
                 <w:rFonts w:ascii="Avenir Next" w:hAnsi="Avenir Next" w:cs="Avenir Next" w:eastAsia="Avenir Next"/>
                 <w:color w:val="1A1A1A"/>
-                <w:sz w:val="22"/>
-                <w:szCs w:val="22"/>
+                <w:sz w:val="21"/>
+                <w:szCs w:val="21"/>
               </w:rPr>
               <w:tab/>
             </w:r>
@@ -3101,8 +3261,8 @@
               <w:rPr>
                 <w:rFonts w:ascii="Avenir Next" w:hAnsi="Avenir Next" w:cs="Avenir Next" w:eastAsia="Avenir Next"/>
                 <w:color w:val="1A1A1A"/>
-                <w:sz w:val="22"/>
-                <w:szCs w:val="22"/>
+                <w:sz w:val="21"/>
+                <w:szCs w:val="21"/>
               </w:rPr>
               <w:t xml:space="preserve">Write each fraction in simplest form.</w:t>
             </w:r>
@@ -3157,8 +3317,8 @@
                       <w:rFonts w:ascii="Avenir Next" w:hAnsi="Avenir Next" w:cs="Avenir Next" w:eastAsia="Avenir Next"/>
                       <w:b/>
                       <w:color w:val="003A70"/>
-                      <w:sz w:val="22"/>
-                      <w:szCs w:val="22"/>
+                      <w:sz w:val="21"/>
+                      <w:szCs w:val="21"/>
                     </w:rPr>
                     <w:t xml:space="preserve">a.</w:t>
                   </w:r>
@@ -3166,8 +3326,8 @@
                     <w:rPr>
                       <w:rFonts w:ascii="Avenir Next" w:hAnsi="Avenir Next" w:cs="Avenir Next" w:eastAsia="Avenir Next"/>
                       <w:color w:val="1A1A1A"/>
-                      <w:sz w:val="22"/>
-                      <w:szCs w:val="22"/>
+                      <w:sz w:val="21"/>
+                      <w:szCs w:val="21"/>
                     </w:rPr>
                     <w:tab/>
                   </w:r>
@@ -3175,8 +3335,8 @@
                     <w:rPr>
                       <w:rFonts w:ascii="Avenir Next" w:hAnsi="Avenir Next" w:cs="Avenir Next" w:eastAsia="Avenir Next"/>
                       <w:color w:val="1A1A1A"/>
-                      <w:sz w:val="22"/>
-                      <w:szCs w:val="22"/>
+                      <w:sz w:val="21"/>
+                      <w:szCs w:val="21"/>
                     </w:rPr>
                     <w:t xml:space="preserve">6/8 =</w:t>
                   </w:r>
@@ -3184,8 +3344,8 @@
                     <w:rPr>
                       <w:rFonts w:ascii="Avenir Next" w:hAnsi="Avenir Next" w:cs="Avenir Next" w:eastAsia="Avenir Next"/>
                       <w:color w:val="1A1A1A"/>
-                      <w:sz w:val="22"/>
-                      <w:szCs w:val="22"/>
+                      <w:sz w:val="21"/>
+                      <w:szCs w:val="21"/>
                     </w:rPr>
                     <w:t xml:space="preserve">  </w:t>
                   </w:r>
@@ -3193,11 +3353,11 @@
                     <w:rPr>
                       <w:rFonts w:ascii="Avenir Next" w:hAnsi="Avenir Next" w:cs="Avenir Next" w:eastAsia="Avenir Next"/>
                       <w:color w:val="1A1A1A"/>
-                      <w:sz w:val="22"/>
-                      <w:szCs w:val="22"/>
+                      <w:sz w:val="21"/>
+                      <w:szCs w:val="21"/>
                       <w:u w:val="single"/>
                     </w:rPr>
-                    <w:t xml:space="preserve">        </w:t>
+                    <w:t xml:space="preserve">            </w:t>
                   </w:r>
                 </w:p>
               </w:tc>
@@ -3219,8 +3379,8 @@
                       <w:rFonts w:ascii="Avenir Next" w:hAnsi="Avenir Next" w:cs="Avenir Next" w:eastAsia="Avenir Next"/>
                       <w:b/>
                       <w:color w:val="003A70"/>
-                      <w:sz w:val="22"/>
-                      <w:szCs w:val="22"/>
+                      <w:sz w:val="21"/>
+                      <w:szCs w:val="21"/>
                     </w:rPr>
                     <w:t xml:space="preserve">b.</w:t>
                   </w:r>
@@ -3228,8 +3388,8 @@
                     <w:rPr>
                       <w:rFonts w:ascii="Avenir Next" w:hAnsi="Avenir Next" w:cs="Avenir Next" w:eastAsia="Avenir Next"/>
                       <w:color w:val="1A1A1A"/>
-                      <w:sz w:val="22"/>
-                      <w:szCs w:val="22"/>
+                      <w:sz w:val="21"/>
+                      <w:szCs w:val="21"/>
                     </w:rPr>
                     <w:tab/>
                   </w:r>
@@ -3237,8 +3397,8 @@
                     <w:rPr>
                       <w:rFonts w:ascii="Avenir Next" w:hAnsi="Avenir Next" w:cs="Avenir Next" w:eastAsia="Avenir Next"/>
                       <w:color w:val="1A1A1A"/>
-                      <w:sz w:val="22"/>
-                      <w:szCs w:val="22"/>
+                      <w:sz w:val="21"/>
+                      <w:szCs w:val="21"/>
                     </w:rPr>
                     <w:t xml:space="preserve">10/15 =</w:t>
                   </w:r>
@@ -3246,8 +3406,8 @@
                     <w:rPr>
                       <w:rFonts w:ascii="Avenir Next" w:hAnsi="Avenir Next" w:cs="Avenir Next" w:eastAsia="Avenir Next"/>
                       <w:color w:val="1A1A1A"/>
-                      <w:sz w:val="22"/>
-                      <w:szCs w:val="22"/>
+                      <w:sz w:val="21"/>
+                      <w:szCs w:val="21"/>
                     </w:rPr>
                     <w:t xml:space="preserve">  </w:t>
                   </w:r>
@@ -3255,11 +3415,11 @@
                     <w:rPr>
                       <w:rFonts w:ascii="Avenir Next" w:hAnsi="Avenir Next" w:cs="Avenir Next" w:eastAsia="Avenir Next"/>
                       <w:color w:val="1A1A1A"/>
-                      <w:sz w:val="22"/>
-                      <w:szCs w:val="22"/>
+                      <w:sz w:val="21"/>
+                      <w:szCs w:val="21"/>
                       <w:u w:val="single"/>
                     </w:rPr>
-                    <w:t xml:space="preserve">        </w:t>
+                    <w:t xml:space="preserve">            </w:t>
                   </w:r>
                 </w:p>
               </w:tc>
@@ -3281,8 +3441,8 @@
                       <w:rFonts w:ascii="Avenir Next" w:hAnsi="Avenir Next" w:cs="Avenir Next" w:eastAsia="Avenir Next"/>
                       <w:b/>
                       <w:color w:val="003A70"/>
-                      <w:sz w:val="22"/>
-                      <w:szCs w:val="22"/>
+                      <w:sz w:val="21"/>
+                      <w:szCs w:val="21"/>
                     </w:rPr>
                     <w:t xml:space="preserve">c.</w:t>
                   </w:r>
@@ -3290,8 +3450,8 @@
                     <w:rPr>
                       <w:rFonts w:ascii="Avenir Next" w:hAnsi="Avenir Next" w:cs="Avenir Next" w:eastAsia="Avenir Next"/>
                       <w:color w:val="1A1A1A"/>
-                      <w:sz w:val="22"/>
-                      <w:szCs w:val="22"/>
+                      <w:sz w:val="21"/>
+                      <w:szCs w:val="21"/>
                     </w:rPr>
                     <w:tab/>
                   </w:r>
@@ -3299,8 +3459,8 @@
                     <w:rPr>
                       <w:rFonts w:ascii="Avenir Next" w:hAnsi="Avenir Next" w:cs="Avenir Next" w:eastAsia="Avenir Next"/>
                       <w:color w:val="1A1A1A"/>
-                      <w:sz w:val="22"/>
-                      <w:szCs w:val="22"/>
+                      <w:sz w:val="21"/>
+                      <w:szCs w:val="21"/>
                     </w:rPr>
                     <w:t xml:space="preserve">20/100 =</w:t>
                   </w:r>
@@ -3308,8 +3468,8 @@
                     <w:rPr>
                       <w:rFonts w:ascii="Avenir Next" w:hAnsi="Avenir Next" w:cs="Avenir Next" w:eastAsia="Avenir Next"/>
                       <w:color w:val="1A1A1A"/>
-                      <w:sz w:val="22"/>
-                      <w:szCs w:val="22"/>
+                      <w:sz w:val="21"/>
+                      <w:szCs w:val="21"/>
                     </w:rPr>
                     <w:t xml:space="preserve">  </w:t>
                   </w:r>
@@ -3317,11 +3477,11 @@
                     <w:rPr>
                       <w:rFonts w:ascii="Avenir Next" w:hAnsi="Avenir Next" w:cs="Avenir Next" w:eastAsia="Avenir Next"/>
                       <w:color w:val="1A1A1A"/>
-                      <w:sz w:val="22"/>
-                      <w:szCs w:val="22"/>
+                      <w:sz w:val="21"/>
+                      <w:szCs w:val="21"/>
                       <w:u w:val="single"/>
                     </w:rPr>
-                    <w:t xml:space="preserve">        </w:t>
+                    <w:t xml:space="preserve">            </w:t>
                   </w:r>
                 </w:p>
               </w:tc>
@@ -3349,8 +3509,8 @@
                       <w:rFonts w:ascii="Avenir Next" w:hAnsi="Avenir Next" w:cs="Avenir Next" w:eastAsia="Avenir Next"/>
                       <w:b/>
                       <w:color w:val="003A70"/>
-                      <w:sz w:val="22"/>
-                      <w:szCs w:val="22"/>
+                      <w:sz w:val="21"/>
+                      <w:szCs w:val="21"/>
                     </w:rPr>
                     <w:t xml:space="preserve">d.</w:t>
                   </w:r>
@@ -3358,8 +3518,8 @@
                     <w:rPr>
                       <w:rFonts w:ascii="Avenir Next" w:hAnsi="Avenir Next" w:cs="Avenir Next" w:eastAsia="Avenir Next"/>
                       <w:color w:val="1A1A1A"/>
-                      <w:sz w:val="22"/>
-                      <w:szCs w:val="22"/>
+                      <w:sz w:val="21"/>
+                      <w:szCs w:val="21"/>
                     </w:rPr>
                     <w:tab/>
                   </w:r>
@@ -3367,8 +3527,8 @@
                     <w:rPr>
                       <w:rFonts w:ascii="Avenir Next" w:hAnsi="Avenir Next" w:cs="Avenir Next" w:eastAsia="Avenir Next"/>
                       <w:color w:val="1A1A1A"/>
-                      <w:sz w:val="22"/>
-                      <w:szCs w:val="22"/>
+                      <w:sz w:val="21"/>
+                      <w:szCs w:val="21"/>
                     </w:rPr>
                     <w:t xml:space="preserve">14/21 =</w:t>
                   </w:r>
@@ -3376,8 +3536,8 @@
                     <w:rPr>
                       <w:rFonts w:ascii="Avenir Next" w:hAnsi="Avenir Next" w:cs="Avenir Next" w:eastAsia="Avenir Next"/>
                       <w:color w:val="1A1A1A"/>
-                      <w:sz w:val="22"/>
-                      <w:szCs w:val="22"/>
+                      <w:sz w:val="21"/>
+                      <w:szCs w:val="21"/>
                     </w:rPr>
                     <w:t xml:space="preserve">  </w:t>
                   </w:r>
@@ -3385,11 +3545,11 @@
                     <w:rPr>
                       <w:rFonts w:ascii="Avenir Next" w:hAnsi="Avenir Next" w:cs="Avenir Next" w:eastAsia="Avenir Next"/>
                       <w:color w:val="1A1A1A"/>
-                      <w:sz w:val="22"/>
-                      <w:szCs w:val="22"/>
+                      <w:sz w:val="21"/>
+                      <w:szCs w:val="21"/>
                       <w:u w:val="single"/>
                     </w:rPr>
-                    <w:t xml:space="preserve">        </w:t>
+                    <w:t xml:space="preserve">            </w:t>
                   </w:r>
                 </w:p>
               </w:tc>
@@ -3411,8 +3571,8 @@
                       <w:rFonts w:ascii="Avenir Next" w:hAnsi="Avenir Next" w:cs="Avenir Next" w:eastAsia="Avenir Next"/>
                       <w:b/>
                       <w:color w:val="003A70"/>
-                      <w:sz w:val="22"/>
-                      <w:szCs w:val="22"/>
+                      <w:sz w:val="21"/>
+                      <w:szCs w:val="21"/>
                     </w:rPr>
                     <w:t xml:space="preserve">e.</w:t>
                   </w:r>
@@ -3420,8 +3580,8 @@
                     <w:rPr>
                       <w:rFonts w:ascii="Avenir Next" w:hAnsi="Avenir Next" w:cs="Avenir Next" w:eastAsia="Avenir Next"/>
                       <w:color w:val="1A1A1A"/>
-                      <w:sz w:val="22"/>
-                      <w:szCs w:val="22"/>
+                      <w:sz w:val="21"/>
+                      <w:szCs w:val="21"/>
                     </w:rPr>
                     <w:tab/>
                   </w:r>
@@ -3429,8 +3589,8 @@
                     <w:rPr>
                       <w:rFonts w:ascii="Avenir Next" w:hAnsi="Avenir Next" w:cs="Avenir Next" w:eastAsia="Avenir Next"/>
                       <w:color w:val="1A1A1A"/>
-                      <w:sz w:val="22"/>
-                      <w:szCs w:val="22"/>
+                      <w:sz w:val="21"/>
+                      <w:szCs w:val="21"/>
                     </w:rPr>
                     <w:t xml:space="preserve">36/48 =</w:t>
                   </w:r>
@@ -3438,8 +3598,8 @@
                     <w:rPr>
                       <w:rFonts w:ascii="Avenir Next" w:hAnsi="Avenir Next" w:cs="Avenir Next" w:eastAsia="Avenir Next"/>
                       <w:color w:val="1A1A1A"/>
-                      <w:sz w:val="22"/>
-                      <w:szCs w:val="22"/>
+                      <w:sz w:val="21"/>
+                      <w:szCs w:val="21"/>
                     </w:rPr>
                     <w:t xml:space="preserve">  </w:t>
                   </w:r>
@@ -3447,11 +3607,11 @@
                     <w:rPr>
                       <w:rFonts w:ascii="Avenir Next" w:hAnsi="Avenir Next" w:cs="Avenir Next" w:eastAsia="Avenir Next"/>
                       <w:color w:val="1A1A1A"/>
-                      <w:sz w:val="22"/>
-                      <w:szCs w:val="22"/>
+                      <w:sz w:val="21"/>
+                      <w:szCs w:val="21"/>
                       <w:u w:val="single"/>
                     </w:rPr>
-                    <w:t xml:space="preserve">        </w:t>
+                    <w:t xml:space="preserve">            </w:t>
                   </w:r>
                 </w:p>
               </w:tc>
@@ -3473,8 +3633,8 @@
                       <w:rFonts w:ascii="Avenir Next" w:hAnsi="Avenir Next" w:cs="Avenir Next" w:eastAsia="Avenir Next"/>
                       <w:b/>
                       <w:color w:val="003A70"/>
-                      <w:sz w:val="22"/>
-                      <w:szCs w:val="22"/>
+                      <w:sz w:val="21"/>
+                      <w:szCs w:val="21"/>
                     </w:rPr>
                     <w:t xml:space="preserve">f.</w:t>
                   </w:r>
@@ -3482,8 +3642,8 @@
                     <w:rPr>
                       <w:rFonts w:ascii="Avenir Next" w:hAnsi="Avenir Next" w:cs="Avenir Next" w:eastAsia="Avenir Next"/>
                       <w:color w:val="1A1A1A"/>
-                      <w:sz w:val="22"/>
-                      <w:szCs w:val="22"/>
+                      <w:sz w:val="21"/>
+                      <w:szCs w:val="21"/>
                     </w:rPr>
                     <w:tab/>
                   </w:r>
@@ -3491,8 +3651,8 @@
                     <w:rPr>
                       <w:rFonts w:ascii="Avenir Next" w:hAnsi="Avenir Next" w:cs="Avenir Next" w:eastAsia="Avenir Next"/>
                       <w:color w:val="1A1A1A"/>
-                      <w:sz w:val="22"/>
-                      <w:szCs w:val="22"/>
+                      <w:sz w:val="21"/>
+                      <w:szCs w:val="21"/>
                     </w:rPr>
                     <w:t xml:space="preserve">25/40 =</w:t>
                   </w:r>
@@ -3500,8 +3660,8 @@
                     <w:rPr>
                       <w:rFonts w:ascii="Avenir Next" w:hAnsi="Avenir Next" w:cs="Avenir Next" w:eastAsia="Avenir Next"/>
                       <w:color w:val="1A1A1A"/>
-                      <w:sz w:val="22"/>
-                      <w:szCs w:val="22"/>
+                      <w:sz w:val="21"/>
+                      <w:szCs w:val="21"/>
                     </w:rPr>
                     <w:t xml:space="preserve">  </w:t>
                   </w:r>
@@ -3509,11 +3669,11 @@
                     <w:rPr>
                       <w:rFonts w:ascii="Avenir Next" w:hAnsi="Avenir Next" w:cs="Avenir Next" w:eastAsia="Avenir Next"/>
                       <w:color w:val="1A1A1A"/>
-                      <w:sz w:val="22"/>
-                      <w:szCs w:val="22"/>
+                      <w:sz w:val="21"/>
+                      <w:szCs w:val="21"/>
                       <w:u w:val="single"/>
                     </w:rPr>
-                    <w:t xml:space="preserve">        </w:t>
+                    <w:t xml:space="preserve">            </w:t>
                   </w:r>
                 </w:p>
               </w:tc>
@@ -3542,6 +3702,7 @@
           <w:tab w:val="right" w:pos="9504"/>
         </w:tabs>
         <w:spacing w:before="50" w:after="36" w:line="240" w:lineRule="auto"/>
+        <w:outlineLvl w:val="1"/>
       </w:pPr>
       <w:r>
         <w:rPr>
@@ -3626,8 +3787,8 @@
                 <w:rFonts w:ascii="Avenir Next" w:hAnsi="Avenir Next" w:cs="Avenir Next" w:eastAsia="Avenir Next"/>
                 <w:b/>
                 <w:color w:val="1A1A1A"/>
-                <w:sz w:val="22"/>
-                <w:szCs w:val="22"/>
+                <w:sz w:val="21"/>
+                <w:szCs w:val="21"/>
               </w:rPr>
               <w:t xml:space="preserve">7.</w:t>
             </w:r>
@@ -3635,8 +3796,8 @@
               <w:rPr>
                 <w:rFonts w:ascii="Avenir Next" w:hAnsi="Avenir Next" w:cs="Avenir Next" w:eastAsia="Avenir Next"/>
                 <w:color w:val="1A1A1A"/>
-                <w:sz w:val="22"/>
-                <w:szCs w:val="22"/>
+                <w:sz w:val="21"/>
+                <w:szCs w:val="21"/>
               </w:rPr>
               <w:tab/>
             </w:r>
@@ -3644,8 +3805,8 @@
               <w:rPr>
                 <w:rFonts w:ascii="Avenir Next" w:hAnsi="Avenir Next" w:cs="Avenir Next" w:eastAsia="Avenir Next"/>
                 <w:color w:val="1A1A1A"/>
-                <w:sz w:val="22"/>
-                <w:szCs w:val="22"/>
+                <w:sz w:val="21"/>
+                <w:szCs w:val="21"/>
               </w:rPr>
               <w:t xml:space="preserve">Ava made 15 of her 20 shots. Which fraction in simplest form shows the shots she made?</w:t>
             </w:r>
@@ -3700,8 +3861,8 @@
                       <w:rFonts w:ascii="Avenir Next" w:hAnsi="Avenir Next" w:cs="Avenir Next" w:eastAsia="Avenir Next"/>
                       <w:b/>
                       <w:color w:val="003A70"/>
-                      <w:sz w:val="21"/>
-                      <w:szCs w:val="21"/>
+                      <w:sz w:val="22"/>
+                      <w:szCs w:val="22"/>
                     </w:rPr>
                     <w:t xml:space="preserve">A</w:t>
                   </w:r>
@@ -3709,8 +3870,8 @@
                     <w:rPr>
                       <w:rFonts w:ascii="Avenir Next" w:hAnsi="Avenir Next" w:cs="Avenir Next" w:eastAsia="Avenir Next"/>
                       <w:color w:val="1A1A1A"/>
-                      <w:sz w:val="21"/>
-                      <w:szCs w:val="21"/>
+                      <w:sz w:val="22"/>
+                      <w:szCs w:val="22"/>
                     </w:rPr>
                     <w:tab/>
                   </w:r>
@@ -3718,8 +3879,8 @@
                     <w:rPr>
                       <w:rFonts w:ascii="Avenir Next" w:hAnsi="Avenir Next" w:cs="Avenir Next" w:eastAsia="Avenir Next"/>
                       <w:color w:val="1A1A1A"/>
-                      <w:sz w:val="21"/>
-                      <w:szCs w:val="21"/>
+                      <w:sz w:val="22"/>
+                      <w:szCs w:val="22"/>
                     </w:rPr>
                     <w:t xml:space="preserve">3/4</w:t>
                   </w:r>
@@ -3743,8 +3904,8 @@
                       <w:rFonts w:ascii="Avenir Next" w:hAnsi="Avenir Next" w:cs="Avenir Next" w:eastAsia="Avenir Next"/>
                       <w:b/>
                       <w:color w:val="003A70"/>
-                      <w:sz w:val="21"/>
-                      <w:szCs w:val="21"/>
+                      <w:sz w:val="22"/>
+                      <w:szCs w:val="22"/>
                     </w:rPr>
                     <w:t xml:space="preserve">B</w:t>
                   </w:r>
@@ -3752,8 +3913,8 @@
                     <w:rPr>
                       <w:rFonts w:ascii="Avenir Next" w:hAnsi="Avenir Next" w:cs="Avenir Next" w:eastAsia="Avenir Next"/>
                       <w:color w:val="1A1A1A"/>
-                      <w:sz w:val="21"/>
-                      <w:szCs w:val="21"/>
+                      <w:sz w:val="22"/>
+                      <w:szCs w:val="22"/>
                     </w:rPr>
                     <w:tab/>
                   </w:r>
@@ -3761,8 +3922,8 @@
                     <w:rPr>
                       <w:rFonts w:ascii="Avenir Next" w:hAnsi="Avenir Next" w:cs="Avenir Next" w:eastAsia="Avenir Next"/>
                       <w:color w:val="1A1A1A"/>
-                      <w:sz w:val="21"/>
-                      <w:szCs w:val="21"/>
+                      <w:sz w:val="22"/>
+                      <w:szCs w:val="22"/>
                     </w:rPr>
                     <w:t xml:space="preserve">15/20</w:t>
                   </w:r>
@@ -3786,8 +3947,8 @@
                       <w:rFonts w:ascii="Avenir Next" w:hAnsi="Avenir Next" w:cs="Avenir Next" w:eastAsia="Avenir Next"/>
                       <w:b/>
                       <w:color w:val="003A70"/>
-                      <w:sz w:val="21"/>
-                      <w:szCs w:val="21"/>
+                      <w:sz w:val="22"/>
+                      <w:szCs w:val="22"/>
                     </w:rPr>
                     <w:t xml:space="preserve">C</w:t>
                   </w:r>
@@ -3795,8 +3956,8 @@
                     <w:rPr>
                       <w:rFonts w:ascii="Avenir Next" w:hAnsi="Avenir Next" w:cs="Avenir Next" w:eastAsia="Avenir Next"/>
                       <w:color w:val="1A1A1A"/>
-                      <w:sz w:val="21"/>
-                      <w:szCs w:val="21"/>
+                      <w:sz w:val="22"/>
+                      <w:szCs w:val="22"/>
                     </w:rPr>
                     <w:tab/>
                   </w:r>
@@ -3804,8 +3965,8 @@
                     <w:rPr>
                       <w:rFonts w:ascii="Avenir Next" w:hAnsi="Avenir Next" w:cs="Avenir Next" w:eastAsia="Avenir Next"/>
                       <w:color w:val="1A1A1A"/>
-                      <w:sz w:val="21"/>
-                      <w:szCs w:val="21"/>
+                      <w:sz w:val="22"/>
+                      <w:szCs w:val="22"/>
                     </w:rPr>
                     <w:t xml:space="preserve">4/3</w:t>
                   </w:r>
@@ -3829,8 +3990,8 @@
                       <w:rFonts w:ascii="Avenir Next" w:hAnsi="Avenir Next" w:cs="Avenir Next" w:eastAsia="Avenir Next"/>
                       <w:b/>
                       <w:color w:val="003A70"/>
-                      <w:sz w:val="21"/>
-                      <w:szCs w:val="21"/>
+                      <w:sz w:val="22"/>
+                      <w:szCs w:val="22"/>
                     </w:rPr>
                     <w:t xml:space="preserve">D</w:t>
                   </w:r>
@@ -3838,8 +3999,8 @@
                     <w:rPr>
                       <w:rFonts w:ascii="Avenir Next" w:hAnsi="Avenir Next" w:cs="Avenir Next" w:eastAsia="Avenir Next"/>
                       <w:color w:val="1A1A1A"/>
-                      <w:sz w:val="21"/>
-                      <w:szCs w:val="21"/>
+                      <w:sz w:val="22"/>
+                      <w:szCs w:val="22"/>
                     </w:rPr>
                     <w:tab/>
                   </w:r>
@@ -3847,8 +4008,8 @@
                     <w:rPr>
                       <w:rFonts w:ascii="Avenir Next" w:hAnsi="Avenir Next" w:cs="Avenir Next" w:eastAsia="Avenir Next"/>
                       <w:color w:val="1A1A1A"/>
-                      <w:sz w:val="21"/>
-                      <w:szCs w:val="21"/>
+                      <w:sz w:val="22"/>
+                      <w:szCs w:val="22"/>
                     </w:rPr>
                     <w:t xml:space="preserve">3/5</w:t>
                   </w:r>
@@ -3896,19 +4057,19 @@
         <w:tblLook w:val="0000" w:firstRow="0" w:lastRow="0" w:firstColumn="0" w:lastColumn="0" w:noHBand="1" w:noVBand="1"/>
       </w:tblPr>
       <w:tblGrid>
-        <w:gridCol w:w="2000"/>
-        <w:gridCol w:w="2300"/>
-        <w:gridCol w:w="2100"/>
-        <w:gridCol w:w="3104"/>
+        <w:gridCol w:w="1750"/>
+        <w:gridCol w:w="2500"/>
+        <w:gridCol w:w="2200"/>
+        <w:gridCol w:w="3054"/>
       </w:tblGrid>
       <w:tr>
         <w:trPr>
           <w:cantSplit/>
-          <w:trHeight w:val="320" w:hRule="atLeast"/>
+          <w:trHeight w:val="300" w:hRule="atLeast"/>
         </w:trPr>
         <w:tc>
           <w:tcPr>
-            <w:tcW w:w="2000" w:type="dxa"/>
+            <w:tcW w:w="1750" w:type="dxa"/>
             <w:vAlign w:val="center"/>
           </w:tcPr>
           <w:p>
@@ -3930,7 +4091,7 @@
         </w:tc>
         <w:tc>
           <w:tcPr>
-            <w:tcW w:w="2300" w:type="dxa"/>
+            <w:tcW w:w="2500" w:type="dxa"/>
             <w:vAlign w:val="center"/>
           </w:tcPr>
           <w:p>
@@ -3941,8 +4102,8 @@
               <w:rPr>
                 <w:rFonts w:ascii="Arial" w:hAnsi="Arial" w:cs="Arial" w:eastAsia="Arial"/>
                 <w:color w:val="1A1A1A"/>
-                <w:sz w:val="24"/>
-                <w:szCs w:val="24"/>
+                <w:sz w:val="20"/>
+                <w:szCs w:val="20"/>
               </w:rPr>
               <w:t xml:space="preserve">□</w:t>
             </w:r>
@@ -3959,7 +4120,7 @@
         </w:tc>
         <w:tc>
           <w:tcPr>
-            <w:tcW w:w="2100" w:type="dxa"/>
+            <w:tcW w:w="2200" w:type="dxa"/>
             <w:vAlign w:val="center"/>
           </w:tcPr>
           <w:p>
@@ -3970,8 +4131,8 @@
               <w:rPr>
                 <w:rFonts w:ascii="Arial" w:hAnsi="Arial" w:cs="Arial" w:eastAsia="Arial"/>
                 <w:color w:val="1A1A1A"/>
-                <w:sz w:val="24"/>
-                <w:szCs w:val="24"/>
+                <w:sz w:val="20"/>
+                <w:szCs w:val="20"/>
               </w:rPr>
               <w:t xml:space="preserve">□</w:t>
             </w:r>
@@ -3988,7 +4149,7 @@
         </w:tc>
         <w:tc>
           <w:tcPr>
-            <w:tcW w:w="3104" w:type="dxa"/>
+            <w:tcW w:w="3054" w:type="dxa"/>
             <w:vAlign w:val="center"/>
           </w:tcPr>
           <w:p>
@@ -3999,8 +4160,8 @@
               <w:rPr>
                 <w:rFonts w:ascii="Arial" w:hAnsi="Arial" w:cs="Arial" w:eastAsia="Arial"/>
                 <w:color w:val="1A1A1A"/>
-                <w:sz w:val="24"/>
-                <w:szCs w:val="24"/>
+                <w:sz w:val="20"/>
+                <w:szCs w:val="20"/>
               </w:rPr>
               <w:t xml:space="preserve">□</w:t>
             </w:r>
@@ -4035,7 +4196,7 @@
     <w:sectPr>
       <w:footerReference w:type="default" r:id="rIdFooter1"/>
       <w:pgSz w:w="12240" w:h="15840"/>
-      <w:pgMar w:top="893" w:right="1224" w:bottom="835" w:left="1512" w:header="432" w:footer="432" w:gutter="0"/>
+      <w:pgMar w:top="780" w:right="1224" w:bottom="760" w:left="1512" w:header="432" w:footer="432" w:gutter="0"/>
       <w:cols w:space="720"/>
     </w:sectPr>
   </w:body>
